--- a/Fase 1/Evidencias Grupales/1.5_GuiaEstudiante_Fase 1_Definicion Proyecto APT (Español).docx
+++ b/Fase 1/Evidencias Grupales/1.5_GuiaEstudiante_Fase 1_Definicion Proyecto APT (Español).docx
@@ -234,12 +234,12 @@
                 <wp:extent cx="6580505" cy="1486535"/>
                 <wp:effectExtent b="0" l="0" r="0" t="0"/>
                 <wp:wrapNone/>
-                <wp:docPr id="48" name="image2.png"/>
+                <wp:docPr id="48" name="image9.png"/>
                 <a:graphic>
                   <a:graphicData uri="http://schemas.openxmlformats.org/drawingml/2006/picture">
                     <pic:pic>
                       <pic:nvPicPr>
-                        <pic:cNvPr id="0" name="image2.png"/>
+                        <pic:cNvPr id="0" name="image9.png"/>
                         <pic:cNvPicPr preferRelativeResize="0"/>
                       </pic:nvPicPr>
                       <pic:blipFill>
@@ -2618,7 +2618,7 @@
     <w:sdt>
       <w:sdtPr>
         <w:lock w:val="contentLocked"/>
-        <w:id w:val="930252832"/>
+        <w:id w:val="-977690676"/>
         <w:tag w:val="goog_rdk_0"/>
       </w:sdtPr>
       <w:sdtContent>
@@ -3828,7 +3828,7 @@
                 <w:bCs w:val="1"/>
                 <w:rtl w:val="0"/>
               </w:rPr>
-              <w:t xml:space="preserve">7. Evidencias</w:t>
+              <w:t xml:space="preserve">7.1. Evidencias</w:t>
             </w:r>
           </w:p>
         </w:tc>
@@ -3867,14 +3867,14 @@
         <w:tblLook w:val="0400"/>
       </w:tblPr>
       <w:tblGrid>
-        <w:gridCol w:w="1050"/>
-        <w:gridCol w:w="1545"/>
+        <w:gridCol w:w="1425"/>
+        <w:gridCol w:w="1170"/>
         <w:gridCol w:w="3450"/>
         <w:gridCol w:w="4020"/>
         <w:tblGridChange w:id="0">
           <w:tblGrid>
-            <w:gridCol w:w="1050"/>
-            <w:gridCol w:w="1545"/>
+            <w:gridCol w:w="1425"/>
+            <w:gridCol w:w="1170"/>
             <w:gridCol w:w="3450"/>
             <w:gridCol w:w="4020"/>
           </w:tblGrid>
@@ -4007,6 +4007,7 @@
                 <w:tab w:val="right" w:leader="none" w:pos="8838"/>
               </w:tabs>
               <w:spacing w:after="0" w:line="240" w:lineRule="auto"/>
+              <w:ind w:left="0" w:firstLine="0"/>
               <w:jc w:val="both"/>
               <w:rPr/>
             </w:pPr>
@@ -4014,7 +4015,7 @@
               <w:rPr>
                 <w:rtl w:val="0"/>
               </w:rPr>
-              <w:t xml:space="preserve">Avance </w:t>
+              <w:t xml:space="preserve">1. Avance </w:t>
             </w:r>
           </w:p>
         </w:tc>
@@ -4104,7 +4105,7 @@
               <w:rPr>
                 <w:rtl w:val="0"/>
               </w:rPr>
-              <w:t xml:space="preserve">Avance </w:t>
+              <w:t xml:space="preserve">2. Avance </w:t>
             </w:r>
           </w:p>
         </w:tc>
@@ -4191,7 +4192,7 @@
               <w:rPr>
                 <w:rtl w:val="0"/>
               </w:rPr>
-              <w:t xml:space="preserve">Avance </w:t>
+              <w:t xml:space="preserve">3. Avance </w:t>
             </w:r>
           </w:p>
         </w:tc>
@@ -4278,7 +4279,7 @@
               <w:rPr>
                 <w:rtl w:val="0"/>
               </w:rPr>
-              <w:t xml:space="preserve">Avance </w:t>
+              <w:t xml:space="preserve">4. Avance </w:t>
             </w:r>
           </w:p>
         </w:tc>
@@ -4365,7 +4366,7 @@
               <w:rPr>
                 <w:rtl w:val="0"/>
               </w:rPr>
-              <w:t xml:space="preserve">Final </w:t>
+              <w:t xml:space="preserve">5. Final </w:t>
             </w:r>
           </w:p>
         </w:tc>
@@ -4461,7 +4462,6 @@
     </w:p>
     <w:p>
       <w:pPr>
-        <w:spacing w:after="0" w:line="240" w:lineRule="auto"/>
         <w:rPr>
           <w:b w:val="1"/>
           <w:bCs w:val="1"/>
@@ -4475,35 +4475,6 @@
     </w:p>
     <w:p>
       <w:pPr>
-        <w:spacing w:after="0" w:line="240" w:lineRule="auto"/>
-        <w:rPr>
-          <w:b w:val="1"/>
-          <w:bCs w:val="1"/>
-        </w:rPr>
-      </w:pPr>
-      <w:r>
-        <w:rPr>
-          <w:rtl w:val="0"/>
-        </w:rPr>
-      </w:r>
-    </w:p>
-    <w:p>
-      <w:pPr>
-        <w:spacing w:after="0" w:line="240" w:lineRule="auto"/>
-        <w:rPr>
-          <w:b w:val="1"/>
-          <w:bCs w:val="1"/>
-        </w:rPr>
-      </w:pPr>
-      <w:r>
-        <w:rPr>
-          <w:rtl w:val="0"/>
-        </w:rPr>
-      </w:r>
-    </w:p>
-    <w:p>
-      <w:pPr>
-        <w:spacing w:after="0" w:line="240" w:lineRule="auto"/>
         <w:rPr>
           <w:b w:val="1"/>
           <w:bCs w:val="1"/>
@@ -4518,6 +4489,552 @@
     <w:tbl>
       <w:tblPr>
         <w:tblStyle w:val="Table15"/>
+        <w:tblW w:w="9420.0" w:type="dxa"/>
+        <w:jc w:val="left"/>
+        <w:tblInd w:w="-714.0" w:type="dxa"/>
+        <w:tblBorders>
+          <w:top w:color="bfbfbf" w:space="0" w:sz="4" w:val="single"/>
+          <w:left w:color="bfbfbf" w:space="0" w:sz="4" w:val="single"/>
+          <w:bottom w:color="bfbfbf" w:space="0" w:sz="4" w:val="single"/>
+          <w:right w:color="bfbfbf" w:space="0" w:sz="4" w:val="single"/>
+          <w:insideH w:color="bfbfbf" w:space="0" w:sz="4" w:val="single"/>
+          <w:insideV w:color="bfbfbf" w:space="0" w:sz="4" w:val="single"/>
+        </w:tblBorders>
+        <w:tblLayout w:type="fixed"/>
+        <w:tblLook w:val="0400"/>
+      </w:tblPr>
+      <w:tblGrid>
+        <w:gridCol w:w="9420"/>
+        <w:tblGridChange w:id="0">
+          <w:tblGrid>
+            <w:gridCol w:w="9420"/>
+          </w:tblGrid>
+        </w:tblGridChange>
+      </w:tblGrid>
+      <w:tr>
+        <w:trPr>
+          <w:cantSplit w:val="0"/>
+          <w:trHeight w:val="440" w:hRule="atLeast"/>
+          <w:tblHeader w:val="0"/>
+        </w:trPr>
+        <w:tc>
+          <w:tcPr>
+            <w:vAlign w:val="center"/>
+          </w:tcPr>
+          <w:p>
+            <w:pPr>
+              <w:rPr>
+                <w:b w:val="1"/>
+                <w:bCs w:val="1"/>
+              </w:rPr>
+            </w:pPr>
+            <w:r>
+              <w:rPr>
+                <w:b w:val="1"/>
+                <w:bCs w:val="1"/>
+                <w:rtl w:val="0"/>
+              </w:rPr>
+              <w:t xml:space="preserve">7.2. Evidencias Capturas</w:t>
+            </w:r>
+          </w:p>
+        </w:tc>
+      </w:tr>
+    </w:tbl>
+    <w:p>
+      <w:pPr>
+        <w:rPr>
+          <w:b w:val="1"/>
+          <w:bCs w:val="1"/>
+        </w:rPr>
+      </w:pPr>
+      <w:r>
+        <w:rPr>
+          <w:rtl w:val="0"/>
+        </w:rPr>
+      </w:r>
+    </w:p>
+    <w:p>
+      <w:pPr>
+        <w:rPr>
+          <w:b w:val="1"/>
+          <w:bCs w:val="1"/>
+        </w:rPr>
+      </w:pPr>
+      <w:r>
+        <w:rPr>
+          <w:b w:val="1"/>
+          <w:bCs w:val="1"/>
+          <w:rtl w:val="0"/>
+        </w:rPr>
+        <w:t xml:space="preserve">1. </w:t>
+      </w:r>
+      <w:r>
+        <w:rPr>
+          <w:b w:val="1"/>
+          <w:bCs w:val="1"/>
+        </w:rPr>
+        <w:drawing>
+          <wp:inline distB="114300" distT="114300" distL="114300" distR="114300">
+            <wp:extent cx="5399730" cy="3136900"/>
+            <wp:effectExtent b="0" l="0" r="0" t="0"/>
+            <wp:docPr id="51" name="image3.png"/>
+            <a:graphic>
+              <a:graphicData uri="http://schemas.openxmlformats.org/drawingml/2006/picture">
+                <pic:pic>
+                  <pic:nvPicPr>
+                    <pic:cNvPr id="0" name="image3.png"/>
+                    <pic:cNvPicPr preferRelativeResize="0"/>
+                  </pic:nvPicPr>
+                  <pic:blipFill>
+                    <a:blip r:embed="rId8"/>
+                    <a:srcRect b="0" l="0" r="0" t="0"/>
+                    <a:stretch>
+                      <a:fillRect/>
+                    </a:stretch>
+                  </pic:blipFill>
+                  <pic:spPr>
+                    <a:xfrm>
+                      <a:off x="0" y="0"/>
+                      <a:ext cx="5399730" cy="3136900"/>
+                    </a:xfrm>
+                    <a:prstGeom prst="rect"/>
+                    <a:ln/>
+                  </pic:spPr>
+                </pic:pic>
+              </a:graphicData>
+            </a:graphic>
+          </wp:inline>
+        </w:drawing>
+      </w:r>
+      <w:r>
+        <w:rPr>
+          <w:rtl w:val="0"/>
+        </w:rPr>
+      </w:r>
+    </w:p>
+    <w:p>
+      <w:pPr>
+        <w:rPr>
+          <w:b w:val="1"/>
+          <w:bCs w:val="1"/>
+        </w:rPr>
+      </w:pPr>
+      <w:r>
+        <w:rPr>
+          <w:b w:val="1"/>
+          <w:bCs w:val="1"/>
+          <w:rtl w:val="0"/>
+        </w:rPr>
+        <w:t xml:space="preserve">2.</w:t>
+      </w:r>
+      <w:r>
+        <w:rPr>
+          <w:b w:val="1"/>
+          <w:bCs w:val="1"/>
+        </w:rPr>
+        <w:drawing>
+          <wp:inline distB="114300" distT="114300" distL="114300" distR="114300">
+            <wp:extent cx="5399730" cy="3035300"/>
+            <wp:effectExtent b="0" l="0" r="0" t="0"/>
+            <wp:docPr id="53" name="image6.png"/>
+            <a:graphic>
+              <a:graphicData uri="http://schemas.openxmlformats.org/drawingml/2006/picture">
+                <pic:pic>
+                  <pic:nvPicPr>
+                    <pic:cNvPr id="0" name="image6.png"/>
+                    <pic:cNvPicPr preferRelativeResize="0"/>
+                  </pic:nvPicPr>
+                  <pic:blipFill>
+                    <a:blip r:embed="rId9"/>
+                    <a:srcRect b="0" l="0" r="0" t="0"/>
+                    <a:stretch>
+                      <a:fillRect/>
+                    </a:stretch>
+                  </pic:blipFill>
+                  <pic:spPr>
+                    <a:xfrm>
+                      <a:off x="0" y="0"/>
+                      <a:ext cx="5399730" cy="3035300"/>
+                    </a:xfrm>
+                    <a:prstGeom prst="rect"/>
+                    <a:ln/>
+                  </pic:spPr>
+                </pic:pic>
+              </a:graphicData>
+            </a:graphic>
+          </wp:inline>
+        </w:drawing>
+      </w:r>
+      <w:r>
+        <w:rPr>
+          <w:rtl w:val="0"/>
+        </w:rPr>
+      </w:r>
+    </w:p>
+    <w:p>
+      <w:pPr>
+        <w:rPr>
+          <w:b w:val="1"/>
+          <w:bCs w:val="1"/>
+        </w:rPr>
+      </w:pPr>
+      <w:r>
+        <w:rPr>
+          <w:b w:val="1"/>
+          <w:bCs w:val="1"/>
+          <w:rtl w:val="0"/>
+        </w:rPr>
+        <w:t xml:space="preserve">3. </w:t>
+      </w:r>
+      <w:r>
+        <w:rPr>
+          <w:b w:val="1"/>
+          <w:bCs w:val="1"/>
+        </w:rPr>
+        <w:drawing>
+          <wp:inline distB="114300" distT="114300" distL="114300" distR="114300">
+            <wp:extent cx="5399730" cy="2781300"/>
+            <wp:effectExtent b="0" l="0" r="0" t="0"/>
+            <wp:docPr id="54" name="image5.png"/>
+            <a:graphic>
+              <a:graphicData uri="http://schemas.openxmlformats.org/drawingml/2006/picture">
+                <pic:pic>
+                  <pic:nvPicPr>
+                    <pic:cNvPr id="0" name="image5.png"/>
+                    <pic:cNvPicPr preferRelativeResize="0"/>
+                  </pic:nvPicPr>
+                  <pic:blipFill>
+                    <a:blip r:embed="rId10"/>
+                    <a:srcRect b="0" l="0" r="0" t="0"/>
+                    <a:stretch>
+                      <a:fillRect/>
+                    </a:stretch>
+                  </pic:blipFill>
+                  <pic:spPr>
+                    <a:xfrm>
+                      <a:off x="0" y="0"/>
+                      <a:ext cx="5399730" cy="2781300"/>
+                    </a:xfrm>
+                    <a:prstGeom prst="rect"/>
+                    <a:ln/>
+                  </pic:spPr>
+                </pic:pic>
+              </a:graphicData>
+            </a:graphic>
+          </wp:inline>
+        </w:drawing>
+      </w:r>
+      <w:r>
+        <w:rPr>
+          <w:rtl w:val="0"/>
+        </w:rPr>
+      </w:r>
+    </w:p>
+    <w:p>
+      <w:pPr>
+        <w:rPr>
+          <w:b w:val="1"/>
+          <w:bCs w:val="1"/>
+        </w:rPr>
+      </w:pPr>
+      <w:r>
+        <w:rPr>
+          <w:b w:val="1"/>
+          <w:bCs w:val="1"/>
+          <w:rtl w:val="0"/>
+        </w:rPr>
+        <w:t xml:space="preserve">4.</w:t>
+      </w:r>
+    </w:p>
+    <w:p>
+      <w:pPr>
+        <w:rPr>
+          <w:b w:val="1"/>
+          <w:bCs w:val="1"/>
+        </w:rPr>
+      </w:pPr>
+      <w:r>
+        <w:rPr>
+          <w:b w:val="1"/>
+          <w:bCs w:val="1"/>
+        </w:rPr>
+        <w:drawing>
+          <wp:inline distB="114300" distT="114300" distL="114300" distR="114300">
+            <wp:extent cx="5399730" cy="2755900"/>
+            <wp:effectExtent b="0" l="0" r="0" t="0"/>
+            <wp:docPr id="52" name="image4.png"/>
+            <a:graphic>
+              <a:graphicData uri="http://schemas.openxmlformats.org/drawingml/2006/picture">
+                <pic:pic>
+                  <pic:nvPicPr>
+                    <pic:cNvPr id="0" name="image4.png"/>
+                    <pic:cNvPicPr preferRelativeResize="0"/>
+                  </pic:nvPicPr>
+                  <pic:blipFill>
+                    <a:blip r:embed="rId11"/>
+                    <a:srcRect b="0" l="0" r="0" t="0"/>
+                    <a:stretch>
+                      <a:fillRect/>
+                    </a:stretch>
+                  </pic:blipFill>
+                  <pic:spPr>
+                    <a:xfrm>
+                      <a:off x="0" y="0"/>
+                      <a:ext cx="5399730" cy="2755900"/>
+                    </a:xfrm>
+                    <a:prstGeom prst="rect"/>
+                    <a:ln/>
+                  </pic:spPr>
+                </pic:pic>
+              </a:graphicData>
+            </a:graphic>
+          </wp:inline>
+        </w:drawing>
+      </w:r>
+      <w:r>
+        <w:rPr>
+          <w:rtl w:val="0"/>
+        </w:rPr>
+      </w:r>
+    </w:p>
+    <w:p>
+      <w:pPr>
+        <w:rPr>
+          <w:b w:val="1"/>
+          <w:bCs w:val="1"/>
+        </w:rPr>
+      </w:pPr>
+      <w:r>
+        <w:br w:type="page"/>
+      </w:r>
+      <w:r>
+        <w:rPr>
+          <w:rtl w:val="0"/>
+        </w:rPr>
+      </w:r>
+    </w:p>
+    <w:p>
+      <w:pPr>
+        <w:rPr>
+          <w:b w:val="1"/>
+          <w:bCs w:val="1"/>
+        </w:rPr>
+      </w:pPr>
+      <w:r>
+        <w:rPr>
+          <w:b w:val="1"/>
+          <w:bCs w:val="1"/>
+          <w:rtl w:val="0"/>
+        </w:rPr>
+        <w:t xml:space="preserve">5.</w:t>
+      </w:r>
+    </w:p>
+    <w:p>
+      <w:pPr>
+        <w:rPr>
+          <w:b w:val="1"/>
+          <w:bCs w:val="1"/>
+        </w:rPr>
+      </w:pPr>
+      <w:r>
+        <w:rPr>
+          <w:b w:val="1"/>
+          <w:bCs w:val="1"/>
+        </w:rPr>
+        <w:drawing>
+          <wp:inline distB="114300" distT="114300" distL="114300" distR="114300">
+            <wp:extent cx="5399730" cy="1790700"/>
+            <wp:effectExtent b="0" l="0" r="0" t="0"/>
+            <wp:docPr id="55" name="image8.png"/>
+            <a:graphic>
+              <a:graphicData uri="http://schemas.openxmlformats.org/drawingml/2006/picture">
+                <pic:pic>
+                  <pic:nvPicPr>
+                    <pic:cNvPr id="0" name="image8.png"/>
+                    <pic:cNvPicPr preferRelativeResize="0"/>
+                  </pic:nvPicPr>
+                  <pic:blipFill>
+                    <a:blip r:embed="rId12"/>
+                    <a:srcRect b="0" l="0" r="0" t="0"/>
+                    <a:stretch>
+                      <a:fillRect/>
+                    </a:stretch>
+                  </pic:blipFill>
+                  <pic:spPr>
+                    <a:xfrm>
+                      <a:off x="0" y="0"/>
+                      <a:ext cx="5399730" cy="1790700"/>
+                    </a:xfrm>
+                    <a:prstGeom prst="rect"/>
+                    <a:ln/>
+                  </pic:spPr>
+                </pic:pic>
+              </a:graphicData>
+            </a:graphic>
+          </wp:inline>
+        </w:drawing>
+      </w:r>
+      <w:r>
+        <w:rPr>
+          <w:rtl w:val="0"/>
+        </w:rPr>
+      </w:r>
+    </w:p>
+    <w:p>
+      <w:pPr>
+        <w:rPr>
+          <w:b w:val="1"/>
+          <w:bCs w:val="1"/>
+        </w:rPr>
+      </w:pPr>
+      <w:r>
+        <w:rPr>
+          <w:b w:val="1"/>
+          <w:bCs w:val="1"/>
+          <w:rtl w:val="0"/>
+        </w:rPr>
+        <w:t xml:space="preserve">6.</w:t>
+      </w:r>
+    </w:p>
+    <w:p>
+      <w:pPr>
+        <w:rPr>
+          <w:b w:val="1"/>
+          <w:bCs w:val="1"/>
+        </w:rPr>
+      </w:pPr>
+      <w:r>
+        <w:rPr>
+          <w:b w:val="1"/>
+          <w:bCs w:val="1"/>
+        </w:rPr>
+        <w:drawing>
+          <wp:inline distB="114300" distT="114300" distL="114300" distR="114300">
+            <wp:extent cx="5399730" cy="2476500"/>
+            <wp:effectExtent b="0" l="0" r="0" t="0"/>
+            <wp:docPr id="56" name="image2.png"/>
+            <a:graphic>
+              <a:graphicData uri="http://schemas.openxmlformats.org/drawingml/2006/picture">
+                <pic:pic>
+                  <pic:nvPicPr>
+                    <pic:cNvPr id="0" name="image2.png"/>
+                    <pic:cNvPicPr preferRelativeResize="0"/>
+                  </pic:nvPicPr>
+                  <pic:blipFill>
+                    <a:blip r:embed="rId13"/>
+                    <a:srcRect b="0" l="0" r="0" t="0"/>
+                    <a:stretch>
+                      <a:fillRect/>
+                    </a:stretch>
+                  </pic:blipFill>
+                  <pic:spPr>
+                    <a:xfrm>
+                      <a:off x="0" y="0"/>
+                      <a:ext cx="5399730" cy="2476500"/>
+                    </a:xfrm>
+                    <a:prstGeom prst="rect"/>
+                    <a:ln/>
+                  </pic:spPr>
+                </pic:pic>
+              </a:graphicData>
+            </a:graphic>
+          </wp:inline>
+        </w:drawing>
+      </w:r>
+      <w:r>
+        <w:rPr>
+          <w:rtl w:val="0"/>
+        </w:rPr>
+      </w:r>
+    </w:p>
+    <w:p>
+      <w:pPr>
+        <w:numPr>
+          <w:ilvl w:val="0"/>
+          <w:numId w:val="2"/>
+        </w:numPr>
+        <w:ind w:left="720" w:hanging="360"/>
+        <w:rPr>
+          <w:b w:val="1"/>
+          <w:bCs w:val="1"/>
+          <w:u w:val="none"/>
+        </w:rPr>
+      </w:pPr>
+      <w:r>
+        <w:rPr>
+          <w:b w:val="1"/>
+          <w:bCs w:val="1"/>
+        </w:rPr>
+        <w:drawing>
+          <wp:inline distB="114300" distT="114300" distL="114300" distR="114300">
+            <wp:extent cx="5399730" cy="3848100"/>
+            <wp:effectExtent b="0" l="0" r="0" t="0"/>
+            <wp:docPr id="50" name="image7.png"/>
+            <a:graphic>
+              <a:graphicData uri="http://schemas.openxmlformats.org/drawingml/2006/picture">
+                <pic:pic>
+                  <pic:nvPicPr>
+                    <pic:cNvPr id="0" name="image7.png"/>
+                    <pic:cNvPicPr preferRelativeResize="0"/>
+                  </pic:nvPicPr>
+                  <pic:blipFill>
+                    <a:blip r:embed="rId14"/>
+                    <a:srcRect b="0" l="0" r="0" t="0"/>
+                    <a:stretch>
+                      <a:fillRect/>
+                    </a:stretch>
+                  </pic:blipFill>
+                  <pic:spPr>
+                    <a:xfrm>
+                      <a:off x="0" y="0"/>
+                      <a:ext cx="5399730" cy="3848100"/>
+                    </a:xfrm>
+                    <a:prstGeom prst="rect"/>
+                    <a:ln/>
+                  </pic:spPr>
+                </pic:pic>
+              </a:graphicData>
+            </a:graphic>
+          </wp:inline>
+        </w:drawing>
+      </w:r>
+      <w:r>
+        <w:rPr>
+          <w:rtl w:val="0"/>
+        </w:rPr>
+      </w:r>
+    </w:p>
+    <w:p>
+      <w:pPr>
+        <w:spacing w:after="0" w:line="240" w:lineRule="auto"/>
+        <w:rPr>
+          <w:b w:val="1"/>
+          <w:bCs w:val="1"/>
+        </w:rPr>
+      </w:pPr>
+      <w:r>
+        <w:rPr>
+          <w:rtl w:val="0"/>
+        </w:rPr>
+      </w:r>
+    </w:p>
+    <w:p>
+      <w:pPr>
+        <w:spacing w:after="0" w:line="240" w:lineRule="auto"/>
+        <w:rPr>
+          <w:b w:val="1"/>
+          <w:bCs w:val="1"/>
+        </w:rPr>
+      </w:pPr>
+      <w:r>
+        <w:rPr>
+          <w:rtl w:val="0"/>
+        </w:rPr>
+      </w:r>
+    </w:p>
+    <w:tbl>
+      <w:tblPr>
+        <w:tblStyle w:val="Table16"/>
         <w:tblW w:w="9640.0" w:type="dxa"/>
         <w:jc w:val="left"/>
         <w:tblInd w:w="-714.0" w:type="dxa"/>
@@ -4587,13 +5104,13 @@
     <w:sdt>
       <w:sdtPr>
         <w:lock w:val="contentLocked"/>
-        <w:id w:val="-2026270139"/>
+        <w:id w:val="-845382060"/>
         <w:tag w:val="goog_rdk_1"/>
       </w:sdtPr>
       <w:sdtContent>
         <w:tbl>
           <w:tblPr>
-            <w:tblStyle w:val="Table16"/>
+            <w:tblStyle w:val="Table17"/>
             <w:tblW w:w="10635.0" w:type="dxa"/>
             <w:jc w:val="left"/>
             <w:tblInd w:w="-930.0" w:type="dxa"/>
@@ -5747,7 +6264,7 @@
     </w:p>
     <w:tbl>
       <w:tblPr>
-        <w:tblStyle w:val="Table17"/>
+        <w:tblStyle w:val="Table18"/>
         <w:tblW w:w="9640.0" w:type="dxa"/>
         <w:jc w:val="left"/>
         <w:tblInd w:w="-714.0" w:type="dxa"/>
@@ -5849,7 +6366,7 @@
               <w:br w:type="textWrapping"/>
               <w:br w:type="textWrapping"/>
             </w:r>
-            <w:hyperlink r:id="rId8">
+            <w:hyperlink r:id="rId15">
               <w:r>
                 <w:rPr>
                   <w:color w:val="1155cc"/>
@@ -5885,7 +6402,7 @@
     </w:p>
     <w:tbl>
       <w:tblPr>
-        <w:tblStyle w:val="Table18"/>
+        <w:tblStyle w:val="Table19"/>
         <w:tblW w:w="10801.999999999998" w:type="dxa"/>
         <w:jc w:val="left"/>
         <w:tblInd w:w="-1160.0" w:type="dxa"/>
@@ -7543,7 +8060,7 @@
       </w:r>
     </w:p>
     <w:sectPr>
-      <w:headerReference r:id="rId9" w:type="default"/>
+      <w:headerReference r:id="rId16" w:type="default"/>
       <w:pgSz w:h="16838" w:w="11906" w:orient="portrait"/>
       <w:pgMar w:bottom="1417" w:top="1417" w:left="1701" w:right="1701" w:header="708" w:footer="708"/>
       <w:pgNumType w:start="1"/>
@@ -7595,7 +8112,7 @@
   </w:p>
   <w:tbl>
     <w:tblPr>
-      <w:tblStyle w:val="Table19"/>
+      <w:tblStyle w:val="Table20"/>
       <w:tblW w:w="9923.0" w:type="dxa"/>
       <w:jc w:val="left"/>
       <w:tblInd w:w="-709.0" w:type="dxa"/>
@@ -8942,13 +9459,6 @@
   </w:style>
   <w:style w:type="table" w:styleId="Table16">
     <w:basedOn w:val="TableNormal"/>
-    <w:tblPr>
-      <w:tblStyleRowBandSize w:val="1"/>
-      <w:tblStyleColBandSize w:val="1"/>
-    </w:tblPr>
-  </w:style>
-  <w:style w:type="table" w:styleId="Table17">
-    <w:basedOn w:val="TableNormal"/>
     <w:rPr>
       <w:sz w:val="22"/>
       <w:szCs w:val="22"/>
@@ -8962,6 +9472,13 @@
         <w:bottom w:w="0.0" w:type="dxa"/>
         <w:right w:w="108.0" w:type="dxa"/>
       </w:tblCellMar>
+    </w:tblPr>
+  </w:style>
+  <w:style w:type="table" w:styleId="Table17">
+    <w:basedOn w:val="TableNormal"/>
+    <w:tblPr>
+      <w:tblStyleRowBandSize w:val="1"/>
+      <w:tblStyleColBandSize w:val="1"/>
     </w:tblPr>
   </w:style>
   <w:style w:type="table" w:styleId="Table18">
@@ -8982,6 +9499,23 @@
     </w:tblPr>
   </w:style>
   <w:style w:type="table" w:styleId="Table19">
+    <w:basedOn w:val="TableNormal"/>
+    <w:rPr>
+      <w:sz w:val="22"/>
+      <w:szCs w:val="22"/>
+    </w:rPr>
+    <w:tblPr>
+      <w:tblStyleRowBandSize w:val="1"/>
+      <w:tblStyleColBandSize w:val="1"/>
+      <w:tblCellMar>
+        <w:top w:w="0.0" w:type="dxa"/>
+        <w:left w:w="108.0" w:type="dxa"/>
+        <w:bottom w:w="0.0" w:type="dxa"/>
+        <w:right w:w="108.0" w:type="dxa"/>
+      </w:tblCellMar>
+    </w:tblPr>
+  </w:style>
+  <w:style w:type="table" w:styleId="Table20">
     <w:basedOn w:val="TableNormal"/>
     <w:rPr>
       <w:sz w:val="22"/>
